--- a/RFI-Docs/Overview and Useful Links.docx
+++ b/RFI-Docs/Overview and Useful Links.docx
@@ -4,9 +4,124 @@
   <w:body>
     <w:p>
       <w:pPr>
+        <w:jc w:val="left"/>
+      </w:pPr>
+      <w:r>
+        <w:rPr>
+          <w:color w:val="646464"/>
+          <w:sz w:val="18"/>
+        </w:rPr>
+        <w:t>Document: Overview and Useful Links.docx</w:t>
+      </w:r>
+    </w:p>
+    <w:p>
+      <w:pPr>
+        <w:jc w:val="left"/>
+      </w:pPr>
+      <w:r>
+        <w:rPr>
+          <w:color w:val="646464"/>
+          <w:sz w:val="18"/>
+        </w:rPr>
+        <w:t>Title: Covid Overview and Useful Links</w:t>
+      </w:r>
+    </w:p>
+    <w:p>
+      <w:pPr>
+        <w:jc w:val="left"/>
+      </w:pPr>
+      <w:r>
+        <w:rPr>
+          <w:color w:val="646464"/>
+          <w:sz w:val="18"/>
+        </w:rPr>
+        <w:t>Topic: COVID | Type: Presentations and Other Documents</w:t>
+      </w:r>
+    </w:p>
+    <w:p>
+      <w:pPr>
+        <w:jc w:val="left"/>
+      </w:pPr>
+      <w:r>
+        <w:rPr>
+          <w:color w:val="646464"/>
+          <w:sz w:val="18"/>
+        </w:rPr>
+        <w:t>Created: 2025-02-13 | By: Richman, Michael (VACO)</w:t>
+      </w:r>
+    </w:p>
+    <w:p>
+      <w:pPr>
+        <w:jc w:val="left"/>
+      </w:pPr>
+      <w:r>
+        <w:rPr>
+          <w:color w:val="646464"/>
+          <w:sz w:val="18"/>
+        </w:rPr>
+        <w:t>Modified: 2025-02-13 | By: Richman, Michael (VACO)</w:t>
+      </w:r>
+    </w:p>
+    <w:p>
+      <w:pPr>
+        <w:jc w:val="left"/>
+      </w:pPr>
+      <w:r>
+        <w:rPr>
+          <w:color w:val="C8C8C8"/>
+          <w:sz w:val="16"/>
+        </w:rPr>
+        <w:t>────────────────────────────────────────────────────────────────────────────────</w:t>
+      </w:r>
+    </w:p>
+    <w:p>
+      <w:pPr>
+        <w:jc w:val="left"/>
+      </w:pPr>
+      <w:r/>
+    </w:p>
+    <w:p>
+      <w:pPr>
+        <w:jc w:val="left"/>
+      </w:pPr>
+      <w:r>
+        <w:rPr>
+          <w:color w:val="646464"/>
+          <w:sz w:val="18"/>
+        </w:rPr>
+        <w:t>Topic: COVID | Type: Presentations and Other Documents</w:t>
+      </w:r>
+    </w:p>
+    <w:p>
+      <w:pPr>
+        <w:jc w:val="left"/>
+      </w:pPr>
+      <w:r>
+        <w:rPr>
+          <w:color w:val="646464"/>
+          <w:sz w:val="18"/>
+        </w:rPr>
+        <w:t>Created: 2025-02-13 | By: Richman, Michael (VACO)</w:t>
+      </w:r>
+    </w:p>
+    <w:p>
+      <w:pPr>
+        <w:jc w:val="left"/>
+      </w:pPr>
+      <w:r>
+        <w:rPr>
+          <w:color w:val="646464"/>
+          <w:sz w:val="18"/>
+        </w:rPr>
+        <w:t>Modified: 2025-02-13 | By: Richman, Michael (VACO)</w:t>
+      </w:r>
+    </w:p>
+    <w:p>
+      <w:pPr>
         <w:pStyle w:val="Heading3"/>
         <w:shd w:val="clear" w:color="auto" w:fill="FFFFFF"/>
         <w:spacing w:before="0" w:beforeAutospacing="0" w:after="0" w:afterAutospacing="0"/>
+        <w:jc w:val="left"/>
         <w:textAlignment w:val="baseline"/>
         <w:rPr>
           <w:rFonts w:asciiTheme="minorHAnsi" w:hAnsiTheme="minorHAnsi" w:cstheme="minorHAnsi"/>
@@ -17,12 +132,10 @@
       </w:pPr>
       <w:r>
         <w:rPr>
-          <w:rFonts w:asciiTheme="minorHAnsi" w:hAnsiTheme="minorHAnsi" w:cstheme="minorHAnsi"/>
-          <w:color w:val="003F72"/>
-          <w:sz w:val="28"/>
-          <w:szCs w:val="28"/>
-        </w:rPr>
-        <w:t>Overview</w:t>
+          <w:color w:val="C8C8C8"/>
+          <w:sz w:val="16"/>
+        </w:rPr>
+        <w:t>────────────────────────────────────────────────────────────────────────────────</w:t>
       </w:r>
     </w:p>
     <w:p>
@@ -36,6 +149,7 @@
           <w:color w:val="444444"/>
         </w:rPr>
       </w:pPr>
+      <w:r/>
     </w:p>
     <w:p>
       <w:pPr>
